--- a/docs/03-Schema-Database.docx
+++ b/docs/03-Schema-Database.docx
@@ -496,7 +496,7 @@
                 <w:sz w:val="19"/>
                 <w:szCs w:val="19"/>
               </w:rPr>
-              <w:t xml:space="preserve">1.1</w:t>
+              <w:t xml:space="preserve">1.2</w:t>
             </w:r>
           </w:p>
         </w:tc>
@@ -904,7 +904,7 @@
                 <w:sz w:val="19"/>
                 <w:szCs w:val="19"/>
               </w:rPr>
-              <w:t xml:space="preserve">main · b6affcd</w:t>
+              <w:t xml:space="preserve">main · 3338398 (+ modifiche non ancora committate)</w:t>
             </w:r>
           </w:p>
         </w:tc>
@@ -5169,7 +5169,27 @@
                 <w:sz w:val="17"/>
                 <w:szCs w:val="17"/>
               </w:rPr>
-              <w:t xml:space="preserve">).</w:t>
+              <w:t xml:space="preserve">). Alla generazione è verificato contro </w:t>
+            </w:r>
+            <w:r>
+              <w:rPr>
+                <w:rFonts w:ascii="Arial" w:cs="Arial" w:eastAsia="Arial" w:hAnsi="Arial"/>
+                <w:b/>
+                <w:bCs/>
+                <w:color w:val="212121"/>
+                <w:sz w:val="17"/>
+                <w:szCs w:val="17"/>
+              </w:rPr>
+              <w:t xml:space="preserve">tutte</w:t>
+            </w:r>
+            <w:r>
+              <w:rPr>
+                <w:rFonts w:ascii="Arial" w:cs="Arial" w:eastAsia="Arial" w:hAnsi="Arial"/>
+                <w:color w:val="212121"/>
+                <w:sz w:val="17"/>
+                <w:szCs w:val="17"/>
+              </w:rPr>
+              <w:t xml:space="preserve"> le righe mai create, non solo quelle della sede: un username riusato erediterebbe un account già presente sul controller.</w:t>
             </w:r>
           </w:p>
         </w:tc>
@@ -10166,141 +10186,7 @@
                 <w:sz w:val="17"/>
                 <w:szCs w:val="17"/>
               </w:rPr>
-              <w:t xml:space="preserve"> per la posta.</w:t>
-            </w:r>
-          </w:p>
-        </w:tc>
-      </w:tr>
-      <w:tr>
-        <w:tc>
-          <w:tcPr>
-            <w:tcW w:type="dxa" w:w="2313"/>
-            <w:tcBorders>
-              <w:top w:val="single" w:color="D9D9D9" w:sz="4"/>
-              <w:left w:val="single" w:color="D9D9D9" w:sz="4"/>
-              <w:bottom w:val="single" w:color="D9D9D9" w:sz="4"/>
-              <w:right w:val="single" w:color="D9D9D9" w:sz="4"/>
-            </w:tcBorders>
-            <w:shd w:fill="FFFFFF" w:color="auto" w:val="clear"/>
-            <w:tcMar>
-              <w:top w:type="dxa" w:w="70"/>
-              <w:left w:type="dxa" w:w="110"/>
-              <w:bottom w:type="dxa" w:w="70"/>
-              <w:right w:type="dxa" w:w="110"/>
-            </w:tcMar>
-            <w:vAlign w:val="center"/>
-          </w:tcPr>
-          <w:p>
-            <w:pPr>
-              <w:spacing w:after="0" w:line="264"/>
-            </w:pPr>
-            <w:r>
-              <w:rPr>
-                <w:rFonts w:ascii="Consolas" w:cs="Consolas" w:eastAsia="Consolas" w:hAnsi="Consolas"/>
-                <w:color w:val="212121"/>
-                <w:sz w:val="17"/>
-                <w:szCs w:val="17"/>
-              </w:rPr>
-              <w:t xml:space="preserve">url</w:t>
-            </w:r>
-          </w:p>
-        </w:tc>
-        <w:tc>
-          <w:tcPr>
-            <w:tcW w:type="dxa" w:w="1928"/>
-            <w:tcBorders>
-              <w:top w:val="single" w:color="D9D9D9" w:sz="4"/>
-              <w:left w:val="single" w:color="D9D9D9" w:sz="4"/>
-              <w:bottom w:val="single" w:color="D9D9D9" w:sz="4"/>
-              <w:right w:val="single" w:color="D9D9D9" w:sz="4"/>
-            </w:tcBorders>
-            <w:shd w:fill="FFFFFF" w:color="auto" w:val="clear"/>
-            <w:tcMar>
-              <w:top w:type="dxa" w:w="70"/>
-              <w:left w:type="dxa" w:w="110"/>
-              <w:bottom w:type="dxa" w:w="70"/>
-              <w:right w:type="dxa" w:w="110"/>
-            </w:tcMar>
-            <w:vAlign w:val="center"/>
-          </w:tcPr>
-          <w:p>
-            <w:pPr>
-              <w:spacing w:after="0" w:line="264"/>
-            </w:pPr>
-            <w:r>
-              <w:rPr>
-                <w:rFonts w:ascii="Arial" w:cs="Arial" w:eastAsia="Arial" w:hAnsi="Arial"/>
-                <w:color w:val="212121"/>
-                <w:sz w:val="17"/>
-                <w:szCs w:val="17"/>
-              </w:rPr>
-              <w:t xml:space="preserve">TEXT</w:t>
-            </w:r>
-          </w:p>
-        </w:tc>
-        <w:tc>
-          <w:tcPr>
-            <w:tcW w:type="dxa" w:w="1735"/>
-            <w:tcBorders>
-              <w:top w:val="single" w:color="D9D9D9" w:sz="4"/>
-              <w:left w:val="single" w:color="D9D9D9" w:sz="4"/>
-              <w:bottom w:val="single" w:color="D9D9D9" w:sz="4"/>
-              <w:right w:val="single" w:color="D9D9D9" w:sz="4"/>
-            </w:tcBorders>
-            <w:shd w:fill="FFFFFF" w:color="auto" w:val="clear"/>
-            <w:tcMar>
-              <w:top w:type="dxa" w:w="70"/>
-              <w:left w:type="dxa" w:w="110"/>
-              <w:bottom w:type="dxa" w:w="70"/>
-              <w:right w:type="dxa" w:w="110"/>
-            </w:tcMar>
-            <w:vAlign w:val="center"/>
-          </w:tcPr>
-          <w:p>
-            <w:pPr>
-              <w:spacing w:after="0" w:line="264"/>
-            </w:pPr>
-            <w:r>
-              <w:rPr>
-                <w:rFonts w:ascii="Arial" w:cs="Arial" w:eastAsia="Arial" w:hAnsi="Arial"/>
-                <w:color w:val="212121"/>
-                <w:sz w:val="17"/>
-                <w:szCs w:val="17"/>
-              </w:rPr>
-              <w:t xml:space="preserve">—</w:t>
-            </w:r>
-          </w:p>
-        </w:tc>
-        <w:tc>
-          <w:tcPr>
-            <w:tcW w:type="dxa" w:w="3662"/>
-            <w:tcBorders>
-              <w:top w:val="single" w:color="D9D9D9" w:sz="4"/>
-              <w:left w:val="single" w:color="D9D9D9" w:sz="4"/>
-              <w:bottom w:val="single" w:color="D9D9D9" w:sz="4"/>
-              <w:right w:val="single" w:color="D9D9D9" w:sz="4"/>
-            </w:tcBorders>
-            <w:shd w:fill="FFFFFF" w:color="auto" w:val="clear"/>
-            <w:tcMar>
-              <w:top w:type="dxa" w:w="70"/>
-              <w:left w:type="dxa" w:w="110"/>
-              <w:bottom w:type="dxa" w:w="70"/>
-              <w:right w:type="dxa" w:w="110"/>
-            </w:tcMar>
-            <w:vAlign w:val="center"/>
-          </w:tcPr>
-          <w:p>
-            <w:pPr>
-              <w:spacing w:after="0" w:line="264"/>
-            </w:pPr>
-            <w:r>
-              <w:rPr>
-                <w:rFonts w:ascii="Arial" w:cs="Arial" w:eastAsia="Arial" w:hAnsi="Arial"/>
-                <w:color w:val="212121"/>
-                <w:sz w:val="17"/>
-                <w:szCs w:val="17"/>
-              </w:rPr>
-              <w:t xml:space="preserve">Destinazione: </w:t>
+              <w:t xml:space="preserve"> per la posta, </w:t>
             </w:r>
             <w:r>
               <w:rPr>
@@ -10311,16 +10197,16 @@
                 <w:sz w:val="15"/>
                 <w:szCs w:val="15"/>
               </w:rPr>
-              <w:t xml:space="preserve">host:porta</w:t>
-            </w:r>
-            <w:r>
-              <w:rPr>
-                <w:rFonts w:ascii="Arial" w:cs="Arial" w:eastAsia="Arial" w:hAnsi="Arial"/>
-                <w:color w:val="212121"/>
-                <w:sz w:val="17"/>
-                <w:szCs w:val="17"/>
-              </w:rPr>
-              <w:t xml:space="preserve"> per SSH, indirizzo del destinatario per la posta.</w:t>
+              <w:t xml:space="preserve">ADMIN</w:t>
+            </w:r>
+            <w:r>
+              <w:rPr>
+                <w:rFonts w:ascii="Arial" w:cs="Arial" w:eastAsia="Arial" w:hAnsi="Arial"/>
+                <w:color w:val="212121"/>
+                <w:sz w:val="17"/>
+                <w:szCs w:val="17"/>
+              </w:rPr>
+              <w:t xml:space="preserve"> per le operazioni amministrative.</w:t>
             </w:r>
           </w:p>
         </w:tc>
@@ -10335,6 +10221,160 @@
               <w:bottom w:val="single" w:color="D9D9D9" w:sz="4"/>
               <w:right w:val="single" w:color="D9D9D9" w:sz="4"/>
             </w:tcBorders>
+            <w:shd w:fill="FFFFFF" w:color="auto" w:val="clear"/>
+            <w:tcMar>
+              <w:top w:type="dxa" w:w="70"/>
+              <w:left w:type="dxa" w:w="110"/>
+              <w:bottom w:type="dxa" w:w="70"/>
+              <w:right w:type="dxa" w:w="110"/>
+            </w:tcMar>
+            <w:vAlign w:val="center"/>
+          </w:tcPr>
+          <w:p>
+            <w:pPr>
+              <w:spacing w:after="0" w:line="264"/>
+            </w:pPr>
+            <w:r>
+              <w:rPr>
+                <w:rFonts w:ascii="Consolas" w:cs="Consolas" w:eastAsia="Consolas" w:hAnsi="Consolas"/>
+                <w:color w:val="212121"/>
+                <w:sz w:val="17"/>
+                <w:szCs w:val="17"/>
+              </w:rPr>
+              <w:t xml:space="preserve">url</w:t>
+            </w:r>
+          </w:p>
+        </w:tc>
+        <w:tc>
+          <w:tcPr>
+            <w:tcW w:type="dxa" w:w="1928"/>
+            <w:tcBorders>
+              <w:top w:val="single" w:color="D9D9D9" w:sz="4"/>
+              <w:left w:val="single" w:color="D9D9D9" w:sz="4"/>
+              <w:bottom w:val="single" w:color="D9D9D9" w:sz="4"/>
+              <w:right w:val="single" w:color="D9D9D9" w:sz="4"/>
+            </w:tcBorders>
+            <w:shd w:fill="FFFFFF" w:color="auto" w:val="clear"/>
+            <w:tcMar>
+              <w:top w:type="dxa" w:w="70"/>
+              <w:left w:type="dxa" w:w="110"/>
+              <w:bottom w:type="dxa" w:w="70"/>
+              <w:right w:type="dxa" w:w="110"/>
+            </w:tcMar>
+            <w:vAlign w:val="center"/>
+          </w:tcPr>
+          <w:p>
+            <w:pPr>
+              <w:spacing w:after="0" w:line="264"/>
+            </w:pPr>
+            <w:r>
+              <w:rPr>
+                <w:rFonts w:ascii="Arial" w:cs="Arial" w:eastAsia="Arial" w:hAnsi="Arial"/>
+                <w:color w:val="212121"/>
+                <w:sz w:val="17"/>
+                <w:szCs w:val="17"/>
+              </w:rPr>
+              <w:t xml:space="preserve">TEXT</w:t>
+            </w:r>
+          </w:p>
+        </w:tc>
+        <w:tc>
+          <w:tcPr>
+            <w:tcW w:type="dxa" w:w="1735"/>
+            <w:tcBorders>
+              <w:top w:val="single" w:color="D9D9D9" w:sz="4"/>
+              <w:left w:val="single" w:color="D9D9D9" w:sz="4"/>
+              <w:bottom w:val="single" w:color="D9D9D9" w:sz="4"/>
+              <w:right w:val="single" w:color="D9D9D9" w:sz="4"/>
+            </w:tcBorders>
+            <w:shd w:fill="FFFFFF" w:color="auto" w:val="clear"/>
+            <w:tcMar>
+              <w:top w:type="dxa" w:w="70"/>
+              <w:left w:type="dxa" w:w="110"/>
+              <w:bottom w:type="dxa" w:w="70"/>
+              <w:right w:type="dxa" w:w="110"/>
+            </w:tcMar>
+            <w:vAlign w:val="center"/>
+          </w:tcPr>
+          <w:p>
+            <w:pPr>
+              <w:spacing w:after="0" w:line="264"/>
+            </w:pPr>
+            <w:r>
+              <w:rPr>
+                <w:rFonts w:ascii="Arial" w:cs="Arial" w:eastAsia="Arial" w:hAnsi="Arial"/>
+                <w:color w:val="212121"/>
+                <w:sz w:val="17"/>
+                <w:szCs w:val="17"/>
+              </w:rPr>
+              <w:t xml:space="preserve">—</w:t>
+            </w:r>
+          </w:p>
+        </w:tc>
+        <w:tc>
+          <w:tcPr>
+            <w:tcW w:type="dxa" w:w="3662"/>
+            <w:tcBorders>
+              <w:top w:val="single" w:color="D9D9D9" w:sz="4"/>
+              <w:left w:val="single" w:color="D9D9D9" w:sz="4"/>
+              <w:bottom w:val="single" w:color="D9D9D9" w:sz="4"/>
+              <w:right w:val="single" w:color="D9D9D9" w:sz="4"/>
+            </w:tcBorders>
+            <w:shd w:fill="FFFFFF" w:color="auto" w:val="clear"/>
+            <w:tcMar>
+              <w:top w:type="dxa" w:w="70"/>
+              <w:left w:type="dxa" w:w="110"/>
+              <w:bottom w:type="dxa" w:w="70"/>
+              <w:right w:type="dxa" w:w="110"/>
+            </w:tcMar>
+            <w:vAlign w:val="center"/>
+          </w:tcPr>
+          <w:p>
+            <w:pPr>
+              <w:spacing w:after="0" w:line="264"/>
+            </w:pPr>
+            <w:r>
+              <w:rPr>
+                <w:rFonts w:ascii="Arial" w:cs="Arial" w:eastAsia="Arial" w:hAnsi="Arial"/>
+                <w:color w:val="212121"/>
+                <w:sz w:val="17"/>
+                <w:szCs w:val="17"/>
+              </w:rPr>
+              <w:t xml:space="preserve">Destinazione: </w:t>
+            </w:r>
+            <w:r>
+              <w:rPr>
+                <w:rFonts w:ascii="Consolas" w:cs="Consolas" w:eastAsia="Consolas" w:hAnsi="Consolas"/>
+                <w:b w:val="false"/>
+                <w:bCs w:val="false"/>
+                <w:color w:val="0A5D65"/>
+                <w:sz w:val="15"/>
+                <w:szCs w:val="15"/>
+              </w:rPr>
+              <w:t xml:space="preserve">host:porta</w:t>
+            </w:r>
+            <w:r>
+              <w:rPr>
+                <w:rFonts w:ascii="Arial" w:cs="Arial" w:eastAsia="Arial" w:hAnsi="Arial"/>
+                <w:color w:val="212121"/>
+                <w:sz w:val="17"/>
+                <w:szCs w:val="17"/>
+              </w:rPr>
+              <w:t xml:space="preserve"> per SSH, indirizzo del destinatario per la posta.</w:t>
+            </w:r>
+          </w:p>
+        </w:tc>
+      </w:tr>
+      <w:tr>
+        <w:tc>
+          <w:tcPr>
+            <w:tcW w:type="dxa" w:w="2313"/>
+            <w:tcBorders>
+              <w:top w:val="single" w:color="D9D9D9" w:sz="4"/>
+              <w:left w:val="single" w:color="D9D9D9" w:sz="4"/>
+              <w:bottom w:val="single" w:color="D9D9D9" w:sz="4"/>
+              <w:right w:val="single" w:color="D9D9D9" w:sz="4"/>
+            </w:tcBorders>
             <w:shd w:fill="F0F0F0" w:color="auto" w:val="clear"/>
             <w:tcMar>
               <w:top w:type="dxa" w:w="70"/>
@@ -10454,7 +10494,27 @@
                 <w:sz w:val="17"/>
                 <w:szCs w:val="17"/>
               </w:rPr>
-              <w:t xml:space="preserve">Dettagli sintetici. </w:t>
+              <w:t xml:space="preserve">Dettagli sintetici. Per una scrittura sul controller contiene la </w:t>
+            </w:r>
+            <w:r>
+              <w:rPr>
+                <w:rFonts w:ascii="Arial" w:cs="Arial" w:eastAsia="Arial" w:hAnsi="Arial"/>
+                <w:b/>
+                <w:bCs/>
+                <w:color w:val="212121"/>
+                <w:sz w:val="17"/>
+                <w:szCs w:val="17"/>
+              </w:rPr>
+              <w:t xml:space="preserve">trascrizione della sessione</w:t>
+            </w:r>
+            <w:r>
+              <w:rPr>
+                <w:rFonts w:ascii="Arial" w:cs="Arial" w:eastAsia="Arial" w:hAnsi="Arial"/>
+                <w:color w:val="212121"/>
+                <w:sz w:val="17"/>
+                <w:szCs w:val="17"/>
+              </w:rPr>
+              <w:t xml:space="preserve"> e gli scostamenti rilevati nella rilettura. </w:t>
             </w:r>
             <w:r>
               <w:rPr>
